--- a/Thuyet_minh_he_thong_SIMPS_KHKT2026.docx
+++ b/Thuyet_minh_he_thong_SIMPS_KHKT2026.docx
@@ -70,7 +70,7 @@
           <w:color w:val="1E3A8A"/>
           <w:sz w:val="36"/>
         </w:rPr>
-        <w:t>HỆ THỐNG QUẢN LÝ VÀ ƯU TIÊN XỬ LÝ SỰ CỐ CƠ SỞ VẬT CHẤT TRONG TRƯỜNG HỌC (SIMPS)</w:t>
+        <w:t>NGHIÊN CỨU, PHÁT TRIỂN HỆ THỐNG TIẾP NHẬN VÀ TỰ ĐỘNG XẾP HẠNG ƯU TIÊN XỬ LÝ SỰ CỐ CƠ SỞ VẬT CHẤT TRƯỜNG HỌC DỰA TRÊN THUẬT TOÁN ĐA TIÊU CHÍ (SIMPS)</w:t>
       </w:r>
     </w:p>
     <w:p>
@@ -85,7 +85,7 @@
           <w:color w:val="0E7490"/>
           <w:sz w:val="24"/>
         </w:rPr>
-        <w:t>School Incident Management and Prioritization System Based on Multi-Criteria Scoring &amp; Safety Override</w:t>
+        <w:t>Research and Development of School Incident Management and Prioritization System Based on Multi-Criteria Decision Algorithm (SIMPS)</w:t>
       </w:r>
     </w:p>
     <w:p>
@@ -271,31 +271,6 @@
           <w:sz w:val="22"/>
         </w:rPr>
         <w:t>: [https://simps-school.vercel.app](https://simps-school.vercel.app)</w:t>
-      </w:r>
-    </w:p>
-    <w:p>
-      <w:pPr>
-        <w:pStyle w:val="ListBullet"/>
-        <w:spacing w:before="20" w:after="40"/>
-      </w:pPr>
-      <w:r>
-        <w:rPr>
-          <w:rFonts w:ascii="Arial" w:hAnsi="Arial"/>
-          <w:b/>
-          <w:i w:val="0"/>
-          <w:color w:val="1E293B"/>
-          <w:sz w:val="22"/>
-        </w:rPr>
-        <w:t>Mã nguồn dự án</w:t>
-      </w:r>
-      <w:r>
-        <w:rPr>
-          <w:rFonts w:ascii="Arial" w:hAnsi="Arial"/>
-          <w:i w:val="0"/>
-          <w:color w:val="1E293B"/>
-          <w:sz w:val="22"/>
-        </w:rPr>
-        <w:t>: [https://github.com/vhtu/simps-school](https://github.com/vhtu/simps-school)</w:t>
       </w:r>
     </w:p>
     <w:p>
@@ -567,34 +542,35 @@
           <w:color w:val="1E293B"/>
           <w:sz w:val="22"/>
         </w:rPr>
-        <w:t>Tên sản phẩm</w:t>
-      </w:r>
-      <w:r>
-        <w:rPr>
-          <w:rFonts w:ascii="Arial" w:hAnsi="Arial"/>
-          <w:i w:val="0"/>
-          <w:color w:val="1E293B"/>
-          <w:sz w:val="22"/>
-        </w:rPr>
-        <w:t xml:space="preserve">: Hệ thống Quản lý và Ưu tiên Xử lý Sự cố Cơ sở vật chất Trường học (SIMPS - </w:t>
-      </w:r>
-      <w:r>
-        <w:rPr>
-          <w:rFonts w:ascii="Arial" w:hAnsi="Arial"/>
-          <w:i/>
-          <w:color w:val="1E293B"/>
-          <w:sz w:val="22"/>
-        </w:rPr>
-        <w:t>School Incident Management and Prioritization System</w:t>
-      </w:r>
-      <w:r>
-        <w:rPr>
-          <w:rFonts w:ascii="Arial" w:hAnsi="Arial"/>
-          <w:i w:val="0"/>
-          <w:color w:val="1E293B"/>
-          <w:sz w:val="22"/>
-        </w:rPr>
-        <w:t>).</w:t>
+        <w:t>Tên chính thức của đề tài</w:t>
+      </w:r>
+      <w:r>
+        <w:rPr>
+          <w:rFonts w:ascii="Arial" w:hAnsi="Arial"/>
+          <w:i w:val="0"/>
+          <w:color w:val="1E293B"/>
+          <w:sz w:val="22"/>
+        </w:rPr>
+        <w:t xml:space="preserve">: </w:t>
+      </w:r>
+      <w:r>
+        <w:rPr>
+          <w:rFonts w:ascii="Arial" w:hAnsi="Arial"/>
+          <w:b/>
+          <w:i w:val="0"/>
+          <w:color w:val="1E293B"/>
+          <w:sz w:val="22"/>
+        </w:rPr>
+        <w:t>Nghiên cứu, phát triển hệ thống tiếp nhận và tự động xếp hạng ưu tiên xử lý sự cố cơ sở vật chất trường học dựa trên thuật toán đa tiêu chí (SIMPS)</w:t>
+      </w:r>
+      <w:r>
+        <w:rPr>
+          <w:rFonts w:ascii="Arial" w:hAnsi="Arial"/>
+          <w:i w:val="0"/>
+          <w:color w:val="1E293B"/>
+          <w:sz w:val="22"/>
+        </w:rPr>
+        <w:t>.</w:t>
       </w:r>
     </w:p>
     <w:p>
@@ -610,16 +586,34 @@
           <w:color w:val="1E293B"/>
           <w:sz w:val="22"/>
         </w:rPr>
-        <w:t>Đơn vị thực hiện</w:t>
-      </w:r>
-      <w:r>
-        <w:rPr>
-          <w:rFonts w:ascii="Arial" w:hAnsi="Arial"/>
-          <w:i w:val="0"/>
-          <w:color w:val="1E293B"/>
-          <w:sz w:val="22"/>
-        </w:rPr>
-        <w:t>: Nhóm nghiên cứu học sinh Trường THPT Ô Môn, Thành phố Cần Thơ.</w:t>
+        <w:t>Tên tiếng Anh</w:t>
+      </w:r>
+      <w:r>
+        <w:rPr>
+          <w:rFonts w:ascii="Arial" w:hAnsi="Arial"/>
+          <w:i w:val="0"/>
+          <w:color w:val="1E293B"/>
+          <w:sz w:val="22"/>
+        </w:rPr>
+        <w:t xml:space="preserve">: </w:t>
+      </w:r>
+      <w:r>
+        <w:rPr>
+          <w:rFonts w:ascii="Arial" w:hAnsi="Arial"/>
+          <w:i/>
+          <w:color w:val="1E293B"/>
+          <w:sz w:val="22"/>
+        </w:rPr>
+        <w:t>School Incident Management and Prioritization System (SIMPS)</w:t>
+      </w:r>
+      <w:r>
+        <w:rPr>
+          <w:rFonts w:ascii="Arial" w:hAnsi="Arial"/>
+          <w:i w:val="0"/>
+          <w:color w:val="1E293B"/>
+          <w:sz w:val="22"/>
+        </w:rPr>
+        <w:t>.</w:t>
       </w:r>
     </w:p>
     <w:p>
@@ -635,6 +629,31 @@
           <w:color w:val="1E293B"/>
           <w:sz w:val="22"/>
         </w:rPr>
+        <w:t>Đơn vị thực hiện</w:t>
+      </w:r>
+      <w:r>
+        <w:rPr>
+          <w:rFonts w:ascii="Arial" w:hAnsi="Arial"/>
+          <w:i w:val="0"/>
+          <w:color w:val="1E293B"/>
+          <w:sz w:val="22"/>
+        </w:rPr>
+        <w:t>: Nhóm nghiên cứu học sinh Trường THPT Ô Môn, Thành phố Cần Thơ.</w:t>
+      </w:r>
+    </w:p>
+    <w:p>
+      <w:pPr>
+        <w:pStyle w:val="ListBullet"/>
+        <w:spacing w:before="20" w:after="40"/>
+      </w:pPr>
+      <w:r>
+        <w:rPr>
+          <w:rFonts w:ascii="Arial" w:hAnsi="Arial"/>
+          <w:b/>
+          <w:i w:val="0"/>
+          <w:color w:val="1E293B"/>
+          <w:sz w:val="22"/>
+        </w:rPr>
         <w:t>Tác giả đề tài</w:t>
       </w:r>
       <w:r>
@@ -644,7 +663,7 @@
           <w:color w:val="1E293B"/>
           <w:sz w:val="22"/>
         </w:rPr>
-        <w:t>: Lê Quốc Khánh và Hồ Anh Khoa (Học sinh lớp 10, Trường THPT Ô Môn).</w:t>
+        <w:t>: Lê Quốc Khánh và Hồ Anh Khoa (Học sinh Trường THPT Ô Môn).</w:t>
       </w:r>
     </w:p>
     <w:p>
